--- a/test/out_full/out_cross.docx
+++ b/test/out_full/out_cross.docx
@@ -3,13 +3,53 @@
 <w:document xmlns:wpc="http://schemas.microsoft.com/office/word/2010/wordprocessingCanvas" xmlns:mc="http://schemas.openxmlformats.org/markup-compatibility/2006" xmlns:o="urn:schemas-microsoft-com:office:office" xmlns:r="http://schemas.openxmlformats.org/officeDocument/2006/relationships" xmlns:m="http://schemas.openxmlformats.org/officeDocument/2006/math" xmlns:v="urn:schemas-microsoft-com:vml" xmlns:wp14="http://schemas.microsoft.com/office/word/2010/wordprocessingDrawing" xmlns:wp="http://schemas.openxmlformats.org/drawingml/2006/wordprocessingDrawing" xmlns:w10="urn:schemas-microsoft-com:office:word" xmlns:w="http://schemas.openxmlformats.org/wordprocessingml/2006/main" xmlns:w14="http://schemas.microsoft.com/office/word/2010/wordml" xmlns:w15="http://schemas.microsoft.com/office/word/2012/wordml" xmlns:wpg="http://schemas.microsoft.com/office/word/2010/wordprocessingGroup" xmlns:wpi="http://schemas.microsoft.com/office/word/2010/wordprocessingInk" xmlns:wne="http://schemas.microsoft.com/office/word/2006/wordml" xmlns:wps="http://schemas.microsoft.com/office/word/2010/wordprocessingShape" xmlns:cx="http://schemas.microsoft.com/office/drawing/2014/chartex" xmlns:cx1="http://schemas.microsoft.com/office/drawing/2015/9/8/chartex" xmlns:cx2="http://schemas.microsoft.com/office/drawing/2015/10/21/chartex" xmlns:cx3="http://schemas.microsoft.com/office/drawing/2016/5/9/chartex" xmlns:cx4="http://schemas.microsoft.com/office/drawing/2016/5/10/chartex" xmlns:cx5="http://schemas.microsoft.com/office/drawing/2016/5/11/chartex" xmlns:cx6="http://schemas.microsoft.com/office/drawing/2016/5/12/chartex" xmlns:cx7="http://schemas.microsoft.com/office/drawing/2016/5/13/chartex" xmlns:cx8="http://schemas.microsoft.com/office/drawing/2016/5/14/chartex" xmlns:aink="http://schemas.microsoft.com/office/drawing/2016/ink" xmlns:am3d="http://schemas.microsoft.com/office/drawing/2017/model3d" xmlns:w16cex="http://schemas.microsoft.com/office/word/2018/wordml/cex" xmlns:w16cid="http://schemas.microsoft.com/office/word/2016/wordml/cid" xmlns:w16="http://schemas.microsoft.com/office/word/2018/wordml" xmlns:w16sdtdh="http://schemas.microsoft.com/office/word/2020/wordml/sdtdatahash" xmlns:w16se="http://schemas.microsoft.com/office/word/2015/wordml/symex" mc:Ignorable="w14 w15 wp14">
   <w:body>
     <w:p>
-      <w:r>
-        <w:t xml:space="preserve">2 0 2 6 - 0 4 - 3 0   1 7 : 5 9 : 5 3   1 / 1  예 약 이 체   내 역  조 회 기 간   2 0 2 6 . 0 4 . 3 0   ~   2 0 2 6 . 0 5 . 0 3  N o .   상 태   이 체 실 행 일   이 체 시 간   출 금 계 좌 번 호   입 금 은 행   입 금 계 좌 번 호   이 체 금 액 ( 원 )   보 내 는 분   받 는 분   등 록 일  1   이 체 대 기   2 0 2 6 . 0 5 . 0 1   0 8 : 0 0   이 후   1 0 0 5 - 8 0 0 - 9 6 7 2 1 9   신 한 은 행   1 1 0 3 9 4 0 0 3 0 3 2   4 , 0 0 0 , 0 0 0   （ 주 ） 솔 박 스   김 주 홍   2 0 2 6 . 0 4 . 3 0  2   이 체 대 기   2 0 2 6 . 0 5 . 0 1   0 8 : 0 0   이 후   1 0 0 5 - 8 0 0 - 9 6 7 2 1 9   국 민 은 행   3 4 2 3 0 2 0 4 0 6 0 4 5 6   4 , 0 0 0 , 0 0 0   （ 주 ） 솔 박 스   이 종 필   2 0 2 6 . 0 4 . 3 0  3   이 체 대 기   2 0 2 6 . 0 5 . 0 1   0 8 : 0 0   이 후   1 0 0 5 - 8 0 0 - 9 6 7 2 1 9   국 민 은 행   8 8 4 2 1 0 0 9 9 6 5 8   1 , 0 0 0 , 0 0 0   （ 주 ） 솔 박 스   조 현 서   2 0 2 6 . 0 4 . 3 0  4   이 체 대 기   2 0 2 6 . 0 5 . 0 1   0 8 : 0 0   이 후   1 0 0 5 - 8 0 0 - 9 6 7 2 1 9   우 리 은 행   1 0 0 2 - 0 4 1 - 2 4 7 9 5 6   1 , 0 0 0 , 0 0 0   （ 주 ） 솔 박 스   홍 완 식   2 0 2 6 . 0 4 . 3 0  합 계   총   4 건   1 0 , 0 0 0 , 0 0 0 원</w:t>
+      <w:pPr>
+        <w:spacing w:after="0" w:before="0" w:line="240"/>
+      </w:pPr>
+      <w:r>
+        <w:drawing>
+          <wp:inline distT="0" distB="0" distL="0" distR="0">
+            <wp:extent cx="7560056" cy="10692003"/>
+            <wp:effectExtent t="0" r="0" b="0" l="0"/>
+            <wp:docPr id="1" name="" descr="" title=""/>
+            <wp:cNvGraphicFramePr>
+              <a:graphicFrameLocks xmlns:a="http://schemas.openxmlformats.org/drawingml/2006/main" noChangeAspect="1"/>
+            </wp:cNvGraphicFramePr>
+            <a:graphic xmlns:a="http://schemas.openxmlformats.org/drawingml/2006/main">
+              <a:graphicData uri="http://schemas.openxmlformats.org/drawingml/2006/picture">
+                <pic:pic xmlns:pic="http://schemas.openxmlformats.org/drawingml/2006/picture">
+                  <pic:nvPicPr>
+                    <pic:cNvPr id="0" name="" descr=""/>
+                    <pic:cNvPicPr>
+                      <a:picLocks noChangeAspect="1" noChangeArrowheads="1"/>
+                    </pic:cNvPicPr>
+                  </pic:nvPicPr>
+                  <pic:blipFill>
+                    <a:blip r:embed="rId7" cstate="none"/>
+                    <a:srcRect/>
+                    <a:stretch>
+                      <a:fillRect/>
+                    </a:stretch>
+                  </pic:blipFill>
+                  <pic:spPr bwMode="auto">
+                    <a:xfrm>
+                      <a:off x="0" y="0"/>
+                      <a:ext cx="7560056" cy="10692003"/>
+                    </a:xfrm>
+                    <a:prstGeom prst="rect">
+                      <a:avLst/>
+                    </a:prstGeom>
+                  </pic:spPr>
+                </pic:pic>
+              </a:graphicData>
+            </a:graphic>
+          </wp:inline>
+        </w:drawing>
       </w:r>
     </w:p>
     <w:sectPr>
       <w:pgSz w:w="11906" w:h="16838" w:orient="portrait"/>
-      <w:pgMar w:top="1440" w:right="1440" w:bottom="1440" w:left="1440" w:header="708" w:footer="708" w:gutter="0"/>
+      <w:pgMar w:top="0" w:right="0" w:bottom="0" w:left="0" w:header="0" w:footer="0" w:gutter="0"/>
       <w:pgNumType/>
       <w:docGrid w:linePitch="360"/>
     </w:sectPr>

--- a/test/out_full/out_cross.docx
+++ b/test/out_full/out_cross.docx
@@ -47,6 +47,19 @@
         </w:drawing>
       </w:r>
     </w:p>
+    <w:p>
+      <w:pPr>
+        <w:spacing w:after="0" w:before="0"/>
+      </w:pPr>
+      <w:r>
+        <w:rPr>
+          <w:vanish/>
+          <w:sz w:val="2"/>
+          <w:szCs w:val="2"/>
+        </w:rPr>
+        <w:t xml:space="preserve">2 0 2 6 - 0 4 - 3 0 1 7 : 5 9 : 5 3 1 / 1 예 약 이 체 내 역 조 회 기 간 2 0 2 6 . 0 4 . 3 0 ~ 2 0 2 6 . 0 5 . 0 3 N o . 상 태 이 체 실 행 일 이 체 시 간 출 금 계 좌 번 호 입 금 은 행 입 금 계 좌 번 호 이 체 금 액 ( 원 ) 보 내 는 분 받 는 분 등 록 일 1 이 체 대 기 2 0 2 6 . 0 5 . 0 1 0 8 : 0 0 이 후 1 0 0 5 - 8 0 0 - 9 6 7 2 1 9 신 한 은 행 1 1 0 3 9 4 0 0 3 0 3 2 4 , 0 0 0 , 0 0 0 （ 주 ） 솔 박 스 김 주 홍 2 0 2 6 . 0 4 . 3 0 2 이 체 대 기 2 0 2 6 . 0 5 . 0 1 0 8 : 0 0 이 후 1 0 0 5 - 8 0 0 - 9 6 7 2 1 9 국 민 은 행 3 4 2 3 0 2 0 4 0 6 0 4 5 6 4 , 0 0 0 , 0 0 0 （ 주 ） 솔 박 스 이 종 필 2 0 2 6 . 0 4 . 3 0 3 이 체 대 기 2 0 2 6 . 0 5 . 0 1 0 8 : 0 0 이 후 1 0 0 5 - 8 0 0 - 9 6 7 2 1 9 국 민 은 행 8 8 4 2 1 0 0 9 9 6 5 8 1 , 0 0 0 , 0 0 0 （ 주 ） 솔 박 스 조 현 서 2 0 2 6 . 0 4 . 3 0 4 이 체 대 기 2 0 2 6 . 0 5 . 0 1 0 8 : 0 0 이 후 1 0 0 5 - 8 0 0 - 9 6 7 2 1 9 우 리 은 행 1 0 0 2 - 0 4 1 - 2 4 7 9 5 6 1 , 0 0 0 , 0 0 0 （ 주 ） 솔 박 스 홍 완 식 2 0 2 6 . 0 4 . 3 0 합 계 총 4 건 1 0 , 0 0 0 , 0 0 0 원</w:t>
+      </w:r>
+    </w:p>
     <w:sectPr>
       <w:pgSz w:w="11906" w:h="16838" w:orient="portrait"/>
       <w:pgMar w:top="0" w:right="0" w:bottom="0" w:left="0" w:header="0" w:footer="0" w:gutter="0"/>

--- a/test/out_full/out_cross.docx
+++ b/test/out_full/out_cross.docx
@@ -3,66 +3,1002 @@
 <w:document xmlns:wpc="http://schemas.microsoft.com/office/word/2010/wordprocessingCanvas" xmlns:mc="http://schemas.openxmlformats.org/markup-compatibility/2006" xmlns:o="urn:schemas-microsoft-com:office:office" xmlns:r="http://schemas.openxmlformats.org/officeDocument/2006/relationships" xmlns:m="http://schemas.openxmlformats.org/officeDocument/2006/math" xmlns:v="urn:schemas-microsoft-com:vml" xmlns:wp14="http://schemas.microsoft.com/office/word/2010/wordprocessingDrawing" xmlns:wp="http://schemas.openxmlformats.org/drawingml/2006/wordprocessingDrawing" xmlns:w10="urn:schemas-microsoft-com:office:word" xmlns:w="http://schemas.openxmlformats.org/wordprocessingml/2006/main" xmlns:w14="http://schemas.microsoft.com/office/word/2010/wordml" xmlns:w15="http://schemas.microsoft.com/office/word/2012/wordml" xmlns:wpg="http://schemas.microsoft.com/office/word/2010/wordprocessingGroup" xmlns:wpi="http://schemas.microsoft.com/office/word/2010/wordprocessingInk" xmlns:wne="http://schemas.microsoft.com/office/word/2006/wordml" xmlns:wps="http://schemas.microsoft.com/office/word/2010/wordprocessingShape" xmlns:cx="http://schemas.microsoft.com/office/drawing/2014/chartex" xmlns:cx1="http://schemas.microsoft.com/office/drawing/2015/9/8/chartex" xmlns:cx2="http://schemas.microsoft.com/office/drawing/2015/10/21/chartex" xmlns:cx3="http://schemas.microsoft.com/office/drawing/2016/5/9/chartex" xmlns:cx4="http://schemas.microsoft.com/office/drawing/2016/5/10/chartex" xmlns:cx5="http://schemas.microsoft.com/office/drawing/2016/5/11/chartex" xmlns:cx6="http://schemas.microsoft.com/office/drawing/2016/5/12/chartex" xmlns:cx7="http://schemas.microsoft.com/office/drawing/2016/5/13/chartex" xmlns:cx8="http://schemas.microsoft.com/office/drawing/2016/5/14/chartex" xmlns:aink="http://schemas.microsoft.com/office/drawing/2016/ink" xmlns:am3d="http://schemas.microsoft.com/office/drawing/2017/model3d" xmlns:w16cex="http://schemas.microsoft.com/office/word/2018/wordml/cex" xmlns:w16cid="http://schemas.microsoft.com/office/word/2016/wordml/cid" xmlns:w16="http://schemas.microsoft.com/office/word/2018/wordml" xmlns:w16sdtdh="http://schemas.microsoft.com/office/word/2020/wordml/sdtdatahash" xmlns:w16se="http://schemas.microsoft.com/office/word/2015/wordml/symex" mc:Ignorable="w14 w15 wp14">
   <w:body>
     <w:p>
-      <w:pPr>
-        <w:spacing w:after="0" w:before="0" w:line="240"/>
-      </w:pPr>
       <w:r>
-        <w:drawing>
-          <wp:inline distT="0" distB="0" distL="0" distR="0">
-            <wp:extent cx="7560056" cy="10692003"/>
-            <wp:effectExtent t="0" r="0" b="0" l="0"/>
-            <wp:docPr id="1" name="" descr="" title=""/>
-            <wp:cNvGraphicFramePr>
-              <a:graphicFrameLocks xmlns:a="http://schemas.openxmlformats.org/drawingml/2006/main" noChangeAspect="1"/>
-            </wp:cNvGraphicFramePr>
-            <a:graphic xmlns:a="http://schemas.openxmlformats.org/drawingml/2006/main">
-              <a:graphicData uri="http://schemas.openxmlformats.org/drawingml/2006/picture">
-                <pic:pic xmlns:pic="http://schemas.openxmlformats.org/drawingml/2006/picture">
-                  <pic:nvPicPr>
-                    <pic:cNvPr id="0" name="" descr=""/>
-                    <pic:cNvPicPr>
-                      <a:picLocks noChangeAspect="1" noChangeArrowheads="1"/>
-                    </pic:cNvPicPr>
-                  </pic:nvPicPr>
-                  <pic:blipFill>
-                    <a:blip r:embed="rId7" cstate="none"/>
-                    <a:srcRect/>
-                    <a:stretch>
-                      <a:fillRect/>
-                    </a:stretch>
-                  </pic:blipFill>
-                  <pic:spPr bwMode="auto">
-                    <a:xfrm>
-                      <a:off x="0" y="0"/>
-                      <a:ext cx="7560056" cy="10692003"/>
-                    </a:xfrm>
-                    <a:prstGeom prst="rect">
-                      <a:avLst/>
-                    </a:prstGeom>
-                  </pic:spPr>
-                </pic:pic>
-              </a:graphicData>
-            </a:graphic>
-          </wp:inline>
-        </w:drawing>
+        <w:rPr>
+          <w:sz w:val="22"/>
+          <w:szCs w:val="22"/>
+        </w:rPr>
+        <w:t xml:space="preserve">예약이체내역</w:t>
       </w:r>
     </w:p>
     <w:p>
-      <w:pPr>
-        <w:spacing w:after="0" w:before="0"/>
-      </w:pPr>
       <w:r>
         <w:rPr>
-          <w:vanish/>
-          <w:sz w:val="2"/>
-          <w:szCs w:val="2"/>
+          <w:sz w:val="22"/>
+          <w:szCs w:val="22"/>
         </w:rPr>
-        <w:t xml:space="preserve">2 0 2 6 - 0 4 - 3 0 1 7 : 5 9 : 5 3 1 / 1 예 약 이 체 내 역 조 회 기 간 2 0 2 6 . 0 4 . 3 0 ~ 2 0 2 6 . 0 5 . 0 3 N o . 상 태 이 체 실 행 일 이 체 시 간 출 금 계 좌 번 호 입 금 은 행 입 금 계 좌 번 호 이 체 금 액 ( 원 ) 보 내 는 분 받 는 분 등 록 일 1 이 체 대 기 2 0 2 6 . 0 5 . 0 1 0 8 : 0 0 이 후 1 0 0 5 - 8 0 0 - 9 6 7 2 1 9 신 한 은 행 1 1 0 3 9 4 0 0 3 0 3 2 4 , 0 0 0 , 0 0 0 （ 주 ） 솔 박 스 김 주 홍 2 0 2 6 . 0 4 . 3 0 2 이 체 대 기 2 0 2 6 . 0 5 . 0 1 0 8 : 0 0 이 후 1 0 0 5 - 8 0 0 - 9 6 7 2 1 9 국 민 은 행 3 4 2 3 0 2 0 4 0 6 0 4 5 6 4 , 0 0 0 , 0 0 0 （ 주 ） 솔 박 스 이 종 필 2 0 2 6 . 0 4 . 3 0 3 이 체 대 기 2 0 2 6 . 0 5 . 0 1 0 8 : 0 0 이 후 1 0 0 5 - 8 0 0 - 9 6 7 2 1 9 국 민 은 행 8 8 4 2 1 0 0 9 9 6 5 8 1 , 0 0 0 , 0 0 0 （ 주 ） 솔 박 스 조 현 서 2 0 2 6 . 0 4 . 3 0 4 이 체 대 기 2 0 2 6 . 0 5 . 0 1 0 8 : 0 0 이 후 1 0 0 5 - 8 0 0 - 9 6 7 2 1 9 우 리 은 행 1 0 0 2 - 0 4 1 - 2 4 7 9 5 6 1 , 0 0 0 , 0 0 0 （ 주 ） 솔 박 스 홍 완 식 2 0 2 6 . 0 4 . 3 0 합 계 총 4 건 1 0 , 0 0 0 , 0 0 0 원</w:t>
+        <w:t xml:space="preserve">조회기간 2026.04.30~2026.05.03</w:t>
+      </w:r>
+    </w:p>
+    <w:tbl>
+      <w:tblPr>
+        <w:tblW w:type="pct" w:w="100%"/>
+        <w:tblBorders>
+          <w:top w:val="single" w:color="888888" w:sz="4"/>
+          <w:left w:val="single" w:color="888888" w:sz="4"/>
+          <w:bottom w:val="single" w:color="888888" w:sz="4"/>
+          <w:right w:val="single" w:color="888888" w:sz="4"/>
+          <w:insideH w:val="single" w:color="CCCCCC" w:sz="4"/>
+          <w:insideV w:val="single" w:color="CCCCCC" w:sz="4"/>
+        </w:tblBorders>
+      </w:tblPr>
+      <w:tblGrid>
+        <w:gridCol w:w="800"/>
+        <w:gridCol w:w="800"/>
+        <w:gridCol w:w="935"/>
+        <w:gridCol w:w="1037"/>
+        <w:gridCol w:w="1344"/>
+        <w:gridCol w:w="1083"/>
+        <w:gridCol w:w="1366"/>
+        <w:gridCol w:w="1287"/>
+        <w:gridCol w:w="1100"/>
+        <w:gridCol w:w="924"/>
+        <w:gridCol w:w="800"/>
+      </w:tblGrid>
+      <w:tr>
+        <w:tc>
+          <w:tcPr>
+            <w:tcW w:type="dxa" w:w="800"/>
+          </w:tcPr>
+          <w:p>
+            <w:r>
+              <w:rPr>
+                <w:sz w:val="20"/>
+                <w:szCs w:val="20"/>
+              </w:rPr>
+              <w:t xml:space="preserve">No.</w:t>
+            </w:r>
+          </w:p>
+        </w:tc>
+        <w:tc>
+          <w:tcPr>
+            <w:tcW w:type="dxa" w:w="800"/>
+          </w:tcPr>
+          <w:p>
+            <w:r>
+              <w:rPr>
+                <w:sz w:val="20"/>
+                <w:szCs w:val="20"/>
+              </w:rPr>
+              <w:t xml:space="preserve">상태</w:t>
+            </w:r>
+          </w:p>
+        </w:tc>
+        <w:tc>
+          <w:tcPr>
+            <w:tcW w:type="dxa" w:w="935"/>
+          </w:tcPr>
+          <w:p>
+            <w:r>
+              <w:rPr>
+                <w:sz w:val="20"/>
+                <w:szCs w:val="20"/>
+              </w:rPr>
+              <w:t xml:space="preserve">이체실행일</w:t>
+            </w:r>
+          </w:p>
+        </w:tc>
+        <w:tc>
+          <w:tcPr>
+            <w:tcW w:type="dxa" w:w="1037"/>
+          </w:tcPr>
+          <w:p>
+            <w:r>
+              <w:rPr>
+                <w:sz w:val="20"/>
+                <w:szCs w:val="20"/>
+              </w:rPr>
+              <w:t xml:space="preserve">이체시간</w:t>
+            </w:r>
+          </w:p>
+        </w:tc>
+        <w:tc>
+          <w:tcPr>
+            <w:tcW w:type="dxa" w:w="1344"/>
+          </w:tcPr>
+          <w:p>
+            <w:r>
+              <w:rPr>
+                <w:sz w:val="20"/>
+                <w:szCs w:val="20"/>
+              </w:rPr>
+              <w:t xml:space="preserve">출금계좌번호</w:t>
+            </w:r>
+          </w:p>
+        </w:tc>
+        <w:tc>
+          <w:tcPr>
+            <w:tcW w:type="dxa" w:w="1083"/>
+          </w:tcPr>
+          <w:p>
+            <w:r>
+              <w:rPr>
+                <w:sz w:val="20"/>
+                <w:szCs w:val="20"/>
+              </w:rPr>
+              <w:t xml:space="preserve">입금은행</w:t>
+            </w:r>
+          </w:p>
+        </w:tc>
+        <w:tc>
+          <w:tcPr>
+            <w:tcW w:type="dxa" w:w="1366"/>
+          </w:tcPr>
+          <w:p>
+            <w:r>
+              <w:rPr>
+                <w:sz w:val="20"/>
+                <w:szCs w:val="20"/>
+              </w:rPr>
+              <w:t xml:space="preserve">입금계좌번호</w:t>
+            </w:r>
+          </w:p>
+        </w:tc>
+        <w:tc>
+          <w:tcPr>
+            <w:tcW w:type="dxa" w:w="1287"/>
+          </w:tcPr>
+          <w:p>
+            <w:r>
+              <w:rPr>
+                <w:sz w:val="20"/>
+                <w:szCs w:val="20"/>
+              </w:rPr>
+              <w:t xml:space="preserve">이체금액(원)</w:t>
+            </w:r>
+          </w:p>
+        </w:tc>
+        <w:tc>
+          <w:tcPr>
+            <w:tcW w:type="dxa" w:w="1100"/>
+          </w:tcPr>
+          <w:p>
+            <w:r>
+              <w:rPr>
+                <w:sz w:val="20"/>
+                <w:szCs w:val="20"/>
+              </w:rPr>
+              <w:t xml:space="preserve">보내는분</w:t>
+            </w:r>
+          </w:p>
+        </w:tc>
+        <w:tc>
+          <w:tcPr>
+            <w:tcW w:type="dxa" w:w="924"/>
+          </w:tcPr>
+          <w:p>
+            <w:r>
+              <w:rPr>
+                <w:sz w:val="20"/>
+                <w:szCs w:val="20"/>
+              </w:rPr>
+              <w:t xml:space="preserve">받는분</w:t>
+            </w:r>
+          </w:p>
+        </w:tc>
+        <w:tc>
+          <w:tcPr>
+            <w:tcW w:type="dxa" w:w="800"/>
+          </w:tcPr>
+          <w:p>
+            <w:r>
+              <w:rPr>
+                <w:sz w:val="20"/>
+                <w:szCs w:val="20"/>
+              </w:rPr>
+              <w:t xml:space="preserve">등록일</w:t>
+            </w:r>
+          </w:p>
+        </w:tc>
+      </w:tr>
+      <w:tr>
+        <w:tc>
+          <w:tcPr>
+            <w:tcW w:type="dxa" w:w="800"/>
+          </w:tcPr>
+          <w:p>
+            <w:r>
+              <w:rPr>
+                <w:sz w:val="20"/>
+                <w:szCs w:val="20"/>
+              </w:rPr>
+              <w:t xml:space="preserve">1</w:t>
+            </w:r>
+          </w:p>
+        </w:tc>
+        <w:tc>
+          <w:tcPr>
+            <w:tcW w:type="dxa" w:w="800"/>
+          </w:tcPr>
+          <w:p>
+            <w:r>
+              <w:rPr>
+                <w:sz w:val="20"/>
+                <w:szCs w:val="20"/>
+              </w:rPr>
+              <w:t xml:space="preserve">이체대기</w:t>
+            </w:r>
+          </w:p>
+        </w:tc>
+        <w:tc>
+          <w:tcPr>
+            <w:tcW w:type="dxa" w:w="935"/>
+          </w:tcPr>
+          <w:p>
+            <w:r>
+              <w:rPr>
+                <w:sz w:val="20"/>
+                <w:szCs w:val="20"/>
+              </w:rPr>
+              <w:t xml:space="preserve">2026.05.01</w:t>
+            </w:r>
+          </w:p>
+        </w:tc>
+        <w:tc>
+          <w:tcPr>
+            <w:tcW w:type="dxa" w:w="1037"/>
+          </w:tcPr>
+          <w:p>
+            <w:r>
+              <w:rPr>
+                <w:sz w:val="20"/>
+                <w:szCs w:val="20"/>
+              </w:rPr>
+              <w:t xml:space="preserve">08:00이후 1005-800-967219</w:t>
+            </w:r>
+          </w:p>
+        </w:tc>
+        <w:tc>
+          <w:tcPr>
+            <w:tcW w:type="dxa" w:w="1344"/>
+          </w:tcPr>
+          <w:p>
+            <w:r>
+              <w:rPr>
+                <w:sz w:val="20"/>
+                <w:szCs w:val="20"/>
+              </w:rPr>
+              <w:t xml:space="preserve"/>
+            </w:r>
+          </w:p>
+        </w:tc>
+        <w:tc>
+          <w:tcPr>
+            <w:tcW w:type="dxa" w:w="1083"/>
+          </w:tcPr>
+          <w:p>
+            <w:r>
+              <w:rPr>
+                <w:sz w:val="20"/>
+                <w:szCs w:val="20"/>
+              </w:rPr>
+              <w:t xml:space="preserve">신한은행</w:t>
+            </w:r>
+          </w:p>
+        </w:tc>
+        <w:tc>
+          <w:tcPr>
+            <w:tcW w:type="dxa" w:w="1366"/>
+          </w:tcPr>
+          <w:p>
+            <w:r>
+              <w:rPr>
+                <w:sz w:val="20"/>
+                <w:szCs w:val="20"/>
+              </w:rPr>
+              <w:t xml:space="preserve">110394003032</w:t>
+            </w:r>
+          </w:p>
+        </w:tc>
+        <w:tc>
+          <w:tcPr>
+            <w:tcW w:type="dxa" w:w="1287"/>
+          </w:tcPr>
+          <w:p>
+            <w:r>
+              <w:rPr>
+                <w:sz w:val="20"/>
+                <w:szCs w:val="20"/>
+              </w:rPr>
+              <w:t xml:space="preserve">4,000,000</w:t>
+            </w:r>
+          </w:p>
+        </w:tc>
+        <w:tc>
+          <w:tcPr>
+            <w:tcW w:type="dxa" w:w="1100"/>
+          </w:tcPr>
+          <w:p>
+            <w:r>
+              <w:rPr>
+                <w:sz w:val="20"/>
+                <w:szCs w:val="20"/>
+              </w:rPr>
+              <w:t xml:space="preserve">（주）솔박스</w:t>
+            </w:r>
+          </w:p>
+        </w:tc>
+        <w:tc>
+          <w:tcPr>
+            <w:tcW w:type="dxa" w:w="924"/>
+          </w:tcPr>
+          <w:p>
+            <w:r>
+              <w:rPr>
+                <w:sz w:val="20"/>
+                <w:szCs w:val="20"/>
+              </w:rPr>
+              <w:t xml:space="preserve">김주홍</w:t>
+            </w:r>
+          </w:p>
+        </w:tc>
+        <w:tc>
+          <w:tcPr>
+            <w:tcW w:type="dxa" w:w="800"/>
+          </w:tcPr>
+          <w:p>
+            <w:r>
+              <w:rPr>
+                <w:sz w:val="20"/>
+                <w:szCs w:val="20"/>
+              </w:rPr>
+              <w:t xml:space="preserve">2026.04.30</w:t>
+            </w:r>
+          </w:p>
+        </w:tc>
+      </w:tr>
+      <w:tr>
+        <w:tc>
+          <w:tcPr>
+            <w:tcW w:type="dxa" w:w="800"/>
+          </w:tcPr>
+          <w:p>
+            <w:r>
+              <w:rPr>
+                <w:sz w:val="20"/>
+                <w:szCs w:val="20"/>
+              </w:rPr>
+              <w:t xml:space="preserve">2</w:t>
+            </w:r>
+          </w:p>
+        </w:tc>
+        <w:tc>
+          <w:tcPr>
+            <w:tcW w:type="dxa" w:w="800"/>
+          </w:tcPr>
+          <w:p>
+            <w:r>
+              <w:rPr>
+                <w:sz w:val="20"/>
+                <w:szCs w:val="20"/>
+              </w:rPr>
+              <w:t xml:space="preserve">이체대기</w:t>
+            </w:r>
+          </w:p>
+        </w:tc>
+        <w:tc>
+          <w:tcPr>
+            <w:tcW w:type="dxa" w:w="935"/>
+          </w:tcPr>
+          <w:p>
+            <w:r>
+              <w:rPr>
+                <w:sz w:val="20"/>
+                <w:szCs w:val="20"/>
+              </w:rPr>
+              <w:t xml:space="preserve">2026.05.01</w:t>
+            </w:r>
+          </w:p>
+        </w:tc>
+        <w:tc>
+          <w:tcPr>
+            <w:tcW w:type="dxa" w:w="1037"/>
+          </w:tcPr>
+          <w:p>
+            <w:r>
+              <w:rPr>
+                <w:sz w:val="20"/>
+                <w:szCs w:val="20"/>
+              </w:rPr>
+              <w:t xml:space="preserve">08:00이후 1005-800-967219</w:t>
+            </w:r>
+          </w:p>
+        </w:tc>
+        <w:tc>
+          <w:tcPr>
+            <w:tcW w:type="dxa" w:w="1344"/>
+          </w:tcPr>
+          <w:p>
+            <w:r>
+              <w:rPr>
+                <w:sz w:val="20"/>
+                <w:szCs w:val="20"/>
+              </w:rPr>
+              <w:t xml:space="preserve"/>
+            </w:r>
+          </w:p>
+        </w:tc>
+        <w:tc>
+          <w:tcPr>
+            <w:tcW w:type="dxa" w:w="1083"/>
+          </w:tcPr>
+          <w:p>
+            <w:r>
+              <w:rPr>
+                <w:sz w:val="20"/>
+                <w:szCs w:val="20"/>
+              </w:rPr>
+              <w:t xml:space="preserve">국민은행</w:t>
+            </w:r>
+          </w:p>
+        </w:tc>
+        <w:tc>
+          <w:tcPr>
+            <w:tcW w:type="dxa" w:w="1366"/>
+          </w:tcPr>
+          <w:p>
+            <w:r>
+              <w:rPr>
+                <w:sz w:val="20"/>
+                <w:szCs w:val="20"/>
+              </w:rPr>
+              <w:t xml:space="preserve">34230204060456</w:t>
+            </w:r>
+          </w:p>
+        </w:tc>
+        <w:tc>
+          <w:tcPr>
+            <w:tcW w:type="dxa" w:w="1287"/>
+          </w:tcPr>
+          <w:p>
+            <w:r>
+              <w:rPr>
+                <w:sz w:val="20"/>
+                <w:szCs w:val="20"/>
+              </w:rPr>
+              <w:t xml:space="preserve">4,000,000</w:t>
+            </w:r>
+          </w:p>
+        </w:tc>
+        <w:tc>
+          <w:tcPr>
+            <w:tcW w:type="dxa" w:w="1100"/>
+          </w:tcPr>
+          <w:p>
+            <w:r>
+              <w:rPr>
+                <w:sz w:val="20"/>
+                <w:szCs w:val="20"/>
+              </w:rPr>
+              <w:t xml:space="preserve">（주）솔박스</w:t>
+            </w:r>
+          </w:p>
+        </w:tc>
+        <w:tc>
+          <w:tcPr>
+            <w:tcW w:type="dxa" w:w="924"/>
+          </w:tcPr>
+          <w:p>
+            <w:r>
+              <w:rPr>
+                <w:sz w:val="20"/>
+                <w:szCs w:val="20"/>
+              </w:rPr>
+              <w:t xml:space="preserve">이종필</w:t>
+            </w:r>
+          </w:p>
+        </w:tc>
+        <w:tc>
+          <w:tcPr>
+            <w:tcW w:type="dxa" w:w="800"/>
+          </w:tcPr>
+          <w:p>
+            <w:r>
+              <w:rPr>
+                <w:sz w:val="20"/>
+                <w:szCs w:val="20"/>
+              </w:rPr>
+              <w:t xml:space="preserve">2026.04.30</w:t>
+            </w:r>
+          </w:p>
+        </w:tc>
+      </w:tr>
+      <w:tr>
+        <w:tc>
+          <w:tcPr>
+            <w:tcW w:type="dxa" w:w="800"/>
+          </w:tcPr>
+          <w:p>
+            <w:r>
+              <w:rPr>
+                <w:sz w:val="20"/>
+                <w:szCs w:val="20"/>
+              </w:rPr>
+              <w:t xml:space="preserve">3</w:t>
+            </w:r>
+          </w:p>
+        </w:tc>
+        <w:tc>
+          <w:tcPr>
+            <w:tcW w:type="dxa" w:w="800"/>
+          </w:tcPr>
+          <w:p>
+            <w:r>
+              <w:rPr>
+                <w:sz w:val="20"/>
+                <w:szCs w:val="20"/>
+              </w:rPr>
+              <w:t xml:space="preserve">이체대기</w:t>
+            </w:r>
+          </w:p>
+        </w:tc>
+        <w:tc>
+          <w:tcPr>
+            <w:tcW w:type="dxa" w:w="935"/>
+          </w:tcPr>
+          <w:p>
+            <w:r>
+              <w:rPr>
+                <w:sz w:val="20"/>
+                <w:szCs w:val="20"/>
+              </w:rPr>
+              <w:t xml:space="preserve">2026.05.01</w:t>
+            </w:r>
+          </w:p>
+        </w:tc>
+        <w:tc>
+          <w:tcPr>
+            <w:tcW w:type="dxa" w:w="1037"/>
+          </w:tcPr>
+          <w:p>
+            <w:r>
+              <w:rPr>
+                <w:sz w:val="20"/>
+                <w:szCs w:val="20"/>
+              </w:rPr>
+              <w:t xml:space="preserve">08:00이후 1005-800-967219</w:t>
+            </w:r>
+          </w:p>
+        </w:tc>
+        <w:tc>
+          <w:tcPr>
+            <w:tcW w:type="dxa" w:w="1344"/>
+          </w:tcPr>
+          <w:p>
+            <w:r>
+              <w:rPr>
+                <w:sz w:val="20"/>
+                <w:szCs w:val="20"/>
+              </w:rPr>
+              <w:t xml:space="preserve"/>
+            </w:r>
+          </w:p>
+        </w:tc>
+        <w:tc>
+          <w:tcPr>
+            <w:tcW w:type="dxa" w:w="1083"/>
+          </w:tcPr>
+          <w:p>
+            <w:r>
+              <w:rPr>
+                <w:sz w:val="20"/>
+                <w:szCs w:val="20"/>
+              </w:rPr>
+              <w:t xml:space="preserve">국민은행</w:t>
+            </w:r>
+          </w:p>
+        </w:tc>
+        <w:tc>
+          <w:tcPr>
+            <w:tcW w:type="dxa" w:w="1366"/>
+          </w:tcPr>
+          <w:p>
+            <w:r>
+              <w:rPr>
+                <w:sz w:val="20"/>
+                <w:szCs w:val="20"/>
+              </w:rPr>
+              <w:t xml:space="preserve">884210099658</w:t>
+            </w:r>
+          </w:p>
+        </w:tc>
+        <w:tc>
+          <w:tcPr>
+            <w:tcW w:type="dxa" w:w="1287"/>
+          </w:tcPr>
+          <w:p>
+            <w:r>
+              <w:rPr>
+                <w:sz w:val="20"/>
+                <w:szCs w:val="20"/>
+              </w:rPr>
+              <w:t xml:space="preserve">1,000,000</w:t>
+            </w:r>
+          </w:p>
+        </w:tc>
+        <w:tc>
+          <w:tcPr>
+            <w:tcW w:type="dxa" w:w="1100"/>
+          </w:tcPr>
+          <w:p>
+            <w:r>
+              <w:rPr>
+                <w:sz w:val="20"/>
+                <w:szCs w:val="20"/>
+              </w:rPr>
+              <w:t xml:space="preserve">（주）솔박스</w:t>
+            </w:r>
+          </w:p>
+        </w:tc>
+        <w:tc>
+          <w:tcPr>
+            <w:tcW w:type="dxa" w:w="924"/>
+          </w:tcPr>
+          <w:p>
+            <w:r>
+              <w:rPr>
+                <w:sz w:val="20"/>
+                <w:szCs w:val="20"/>
+              </w:rPr>
+              <w:t xml:space="preserve">조현서</w:t>
+            </w:r>
+          </w:p>
+        </w:tc>
+        <w:tc>
+          <w:tcPr>
+            <w:tcW w:type="dxa" w:w="800"/>
+          </w:tcPr>
+          <w:p>
+            <w:r>
+              <w:rPr>
+                <w:sz w:val="20"/>
+                <w:szCs w:val="20"/>
+              </w:rPr>
+              <w:t xml:space="preserve">2026.04.30</w:t>
+            </w:r>
+          </w:p>
+        </w:tc>
+      </w:tr>
+      <w:tr>
+        <w:tc>
+          <w:tcPr>
+            <w:tcW w:type="dxa" w:w="800"/>
+          </w:tcPr>
+          <w:p>
+            <w:r>
+              <w:rPr>
+                <w:sz w:val="20"/>
+                <w:szCs w:val="20"/>
+              </w:rPr>
+              <w:t xml:space="preserve">4</w:t>
+            </w:r>
+          </w:p>
+        </w:tc>
+        <w:tc>
+          <w:tcPr>
+            <w:tcW w:type="dxa" w:w="800"/>
+          </w:tcPr>
+          <w:p>
+            <w:r>
+              <w:rPr>
+                <w:sz w:val="20"/>
+                <w:szCs w:val="20"/>
+              </w:rPr>
+              <w:t xml:space="preserve">이체대기</w:t>
+            </w:r>
+          </w:p>
+        </w:tc>
+        <w:tc>
+          <w:tcPr>
+            <w:tcW w:type="dxa" w:w="935"/>
+          </w:tcPr>
+          <w:p>
+            <w:r>
+              <w:rPr>
+                <w:sz w:val="20"/>
+                <w:szCs w:val="20"/>
+              </w:rPr>
+              <w:t xml:space="preserve">2026.05.01</w:t>
+            </w:r>
+          </w:p>
+        </w:tc>
+        <w:tc>
+          <w:tcPr>
+            <w:tcW w:type="dxa" w:w="1037"/>
+          </w:tcPr>
+          <w:p>
+            <w:r>
+              <w:rPr>
+                <w:sz w:val="20"/>
+                <w:szCs w:val="20"/>
+              </w:rPr>
+              <w:t xml:space="preserve">08:00이후 1005-800-967219</w:t>
+            </w:r>
+          </w:p>
+        </w:tc>
+        <w:tc>
+          <w:tcPr>
+            <w:tcW w:type="dxa" w:w="1344"/>
+          </w:tcPr>
+          <w:p>
+            <w:r>
+              <w:rPr>
+                <w:sz w:val="20"/>
+                <w:szCs w:val="20"/>
+              </w:rPr>
+              <w:t xml:space="preserve"/>
+            </w:r>
+          </w:p>
+        </w:tc>
+        <w:tc>
+          <w:tcPr>
+            <w:tcW w:type="dxa" w:w="1083"/>
+          </w:tcPr>
+          <w:p>
+            <w:r>
+              <w:rPr>
+                <w:sz w:val="20"/>
+                <w:szCs w:val="20"/>
+              </w:rPr>
+              <w:t xml:space="preserve">우리은행 1002-041-247956</w:t>
+            </w:r>
+          </w:p>
+        </w:tc>
+        <w:tc>
+          <w:tcPr>
+            <w:tcW w:type="dxa" w:w="1366"/>
+          </w:tcPr>
+          <w:p>
+            <w:r>
+              <w:rPr>
+                <w:sz w:val="20"/>
+                <w:szCs w:val="20"/>
+              </w:rPr>
+              <w:t xml:space="preserve"/>
+            </w:r>
+          </w:p>
+        </w:tc>
+        <w:tc>
+          <w:tcPr>
+            <w:tcW w:type="dxa" w:w="1287"/>
+          </w:tcPr>
+          <w:p>
+            <w:r>
+              <w:rPr>
+                <w:sz w:val="20"/>
+                <w:szCs w:val="20"/>
+              </w:rPr>
+              <w:t xml:space="preserve">1,000,000</w:t>
+            </w:r>
+          </w:p>
+        </w:tc>
+        <w:tc>
+          <w:tcPr>
+            <w:tcW w:type="dxa" w:w="1100"/>
+          </w:tcPr>
+          <w:p>
+            <w:r>
+              <w:rPr>
+                <w:sz w:val="20"/>
+                <w:szCs w:val="20"/>
+              </w:rPr>
+              <w:t xml:space="preserve">（주）솔박스</w:t>
+            </w:r>
+          </w:p>
+        </w:tc>
+        <w:tc>
+          <w:tcPr>
+            <w:tcW w:type="dxa" w:w="924"/>
+          </w:tcPr>
+          <w:p>
+            <w:r>
+              <w:rPr>
+                <w:sz w:val="20"/>
+                <w:szCs w:val="20"/>
+              </w:rPr>
+              <w:t xml:space="preserve">홍완식</w:t>
+            </w:r>
+          </w:p>
+        </w:tc>
+        <w:tc>
+          <w:tcPr>
+            <w:tcW w:type="dxa" w:w="800"/>
+          </w:tcPr>
+          <w:p>
+            <w:r>
+              <w:rPr>
+                <w:sz w:val="20"/>
+                <w:szCs w:val="20"/>
+              </w:rPr>
+              <w:t xml:space="preserve">2026.04.30</w:t>
+            </w:r>
+          </w:p>
+        </w:tc>
+      </w:tr>
+      <w:tr>
+        <w:tc>
+          <w:tcPr>
+            <w:tcW w:type="dxa" w:w="800"/>
+          </w:tcPr>
+          <w:p>
+            <w:r>
+              <w:rPr>
+                <w:sz w:val="20"/>
+                <w:szCs w:val="20"/>
+              </w:rPr>
+              <w:t xml:space="preserve">합계</w:t>
+            </w:r>
+          </w:p>
+        </w:tc>
+        <w:tc>
+          <w:tcPr>
+            <w:tcW w:type="dxa" w:w="800"/>
+          </w:tcPr>
+          <w:p>
+            <w:r>
+              <w:rPr>
+                <w:sz w:val="20"/>
+                <w:szCs w:val="20"/>
+              </w:rPr>
+              <w:t xml:space="preserve">총4건</w:t>
+            </w:r>
+          </w:p>
+        </w:tc>
+        <w:tc>
+          <w:tcPr>
+            <w:tcW w:type="dxa" w:w="935"/>
+          </w:tcPr>
+          <w:p>
+            <w:r>
+              <w:rPr>
+                <w:sz w:val="20"/>
+                <w:szCs w:val="20"/>
+              </w:rPr>
+              <w:t xml:space="preserve"/>
+            </w:r>
+          </w:p>
+        </w:tc>
+        <w:tc>
+          <w:tcPr>
+            <w:tcW w:type="dxa" w:w="1037"/>
+          </w:tcPr>
+          <w:p>
+            <w:r>
+              <w:rPr>
+                <w:sz w:val="20"/>
+                <w:szCs w:val="20"/>
+              </w:rPr>
+              <w:t xml:space="preserve"/>
+            </w:r>
+          </w:p>
+        </w:tc>
+        <w:tc>
+          <w:tcPr>
+            <w:tcW w:type="dxa" w:w="1344"/>
+          </w:tcPr>
+          <w:p>
+            <w:r>
+              <w:rPr>
+                <w:sz w:val="20"/>
+                <w:szCs w:val="20"/>
+              </w:rPr>
+              <w:t xml:space="preserve"/>
+            </w:r>
+          </w:p>
+        </w:tc>
+        <w:tc>
+          <w:tcPr>
+            <w:tcW w:type="dxa" w:w="1083"/>
+          </w:tcPr>
+          <w:p>
+            <w:r>
+              <w:rPr>
+                <w:sz w:val="20"/>
+                <w:szCs w:val="20"/>
+              </w:rPr>
+              <w:t xml:space="preserve"/>
+            </w:r>
+          </w:p>
+        </w:tc>
+        <w:tc>
+          <w:tcPr>
+            <w:tcW w:type="dxa" w:w="1366"/>
+          </w:tcPr>
+          <w:p>
+            <w:r>
+              <w:rPr>
+                <w:sz w:val="20"/>
+                <w:szCs w:val="20"/>
+              </w:rPr>
+              <w:t xml:space="preserve"/>
+            </w:r>
+          </w:p>
+        </w:tc>
+        <w:tc>
+          <w:tcPr>
+            <w:tcW w:type="dxa" w:w="1287"/>
+          </w:tcPr>
+          <w:p>
+            <w:r>
+              <w:rPr>
+                <w:sz w:val="20"/>
+                <w:szCs w:val="20"/>
+              </w:rPr>
+              <w:t xml:space="preserve">10,000,000원</w:t>
+            </w:r>
+          </w:p>
+        </w:tc>
+        <w:tc>
+          <w:tcPr>
+            <w:tcW w:type="dxa" w:w="1100"/>
+          </w:tcPr>
+          <w:p>
+            <w:r>
+              <w:rPr>
+                <w:sz w:val="20"/>
+                <w:szCs w:val="20"/>
+              </w:rPr>
+              <w:t xml:space="preserve"/>
+            </w:r>
+          </w:p>
+        </w:tc>
+        <w:tc>
+          <w:tcPr>
+            <w:tcW w:type="dxa" w:w="924"/>
+          </w:tcPr>
+          <w:p>
+            <w:r>
+              <w:rPr>
+                <w:sz w:val="20"/>
+                <w:szCs w:val="20"/>
+              </w:rPr>
+              <w:t xml:space="preserve"/>
+            </w:r>
+          </w:p>
+        </w:tc>
+        <w:tc>
+          <w:tcPr>
+            <w:tcW w:type="dxa" w:w="800"/>
+          </w:tcPr>
+          <w:p>
+            <w:r>
+              <w:rPr>
+                <w:sz w:val="20"/>
+                <w:szCs w:val="20"/>
+              </w:rPr>
+              <w:t xml:space="preserve"/>
+            </w:r>
+          </w:p>
+        </w:tc>
+      </w:tr>
+    </w:tbl>
+    <w:p>
+      <w:r>
+        <w:t xml:space="preserve"/>
+      </w:r>
+    </w:p>
+    <w:p>
+      <w:r>
+        <w:rPr>
+          <w:sz w:val="22"/>
+          <w:szCs w:val="22"/>
+        </w:rPr>
+        <w:t xml:space="preserve">2026-04-3017:59:53 1/1</w:t>
       </w:r>
     </w:p>
     <w:sectPr>
       <w:pgSz w:w="11906" w:h="16838" w:orient="portrait"/>
-      <w:pgMar w:top="0" w:right="0" w:bottom="0" w:left="0" w:header="0" w:footer="0" w:gutter="0"/>
+      <w:pgMar w:top="720" w:right="720" w:bottom="720" w:left="720" w:header="708" w:footer="708" w:gutter="0"/>
       <w:pgNumType/>
       <w:docGrid w:linePitch="360"/>
     </w:sectPr>

--- a/test/out_full/out_cross.docx
+++ b/test/out_full/out_cross.docx
@@ -49,10 +49,12 @@
         <w:tc>
           <w:tcPr>
             <w:tcW w:type="dxa" w:w="800"/>
-          </w:tcPr>
-          <w:p>
-            <w:r>
-              <w:rPr>
+            <w:shd w:fill="DEDEDE" w:color="auto" w:val="clear"/>
+          </w:tcPr>
+          <w:p>
+            <w:r>
+              <w:rPr>
+                <w:color w:val="000000"/>
                 <w:sz w:val="20"/>
                 <w:szCs w:val="20"/>
               </w:rPr>
@@ -63,10 +65,12 @@
         <w:tc>
           <w:tcPr>
             <w:tcW w:type="dxa" w:w="800"/>
-          </w:tcPr>
-          <w:p>
-            <w:r>
-              <w:rPr>
+            <w:shd w:fill="DEDEDE" w:color="auto" w:val="clear"/>
+          </w:tcPr>
+          <w:p>
+            <w:r>
+              <w:rPr>
+                <w:color w:val="000000"/>
                 <w:sz w:val="20"/>
                 <w:szCs w:val="20"/>
               </w:rPr>
@@ -77,10 +81,12 @@
         <w:tc>
           <w:tcPr>
             <w:tcW w:type="dxa" w:w="935"/>
-          </w:tcPr>
-          <w:p>
-            <w:r>
-              <w:rPr>
+            <w:shd w:fill="DEDEDE" w:color="auto" w:val="clear"/>
+          </w:tcPr>
+          <w:p>
+            <w:r>
+              <w:rPr>
+                <w:color w:val="000000"/>
                 <w:sz w:val="20"/>
                 <w:szCs w:val="20"/>
               </w:rPr>
@@ -91,10 +97,12 @@
         <w:tc>
           <w:tcPr>
             <w:tcW w:type="dxa" w:w="1037"/>
-          </w:tcPr>
-          <w:p>
-            <w:r>
-              <w:rPr>
+            <w:shd w:fill="DEDEDE" w:color="auto" w:val="clear"/>
+          </w:tcPr>
+          <w:p>
+            <w:r>
+              <w:rPr>
+                <w:color w:val="000000"/>
                 <w:sz w:val="20"/>
                 <w:szCs w:val="20"/>
               </w:rPr>
@@ -105,10 +113,12 @@
         <w:tc>
           <w:tcPr>
             <w:tcW w:type="dxa" w:w="1344"/>
-          </w:tcPr>
-          <w:p>
-            <w:r>
-              <w:rPr>
+            <w:shd w:fill="DEDEDE" w:color="auto" w:val="clear"/>
+          </w:tcPr>
+          <w:p>
+            <w:r>
+              <w:rPr>
+                <w:color w:val="000000"/>
                 <w:sz w:val="20"/>
                 <w:szCs w:val="20"/>
               </w:rPr>
@@ -119,10 +129,12 @@
         <w:tc>
           <w:tcPr>
             <w:tcW w:type="dxa" w:w="1083"/>
-          </w:tcPr>
-          <w:p>
-            <w:r>
-              <w:rPr>
+            <w:shd w:fill="DEDEDE" w:color="auto" w:val="clear"/>
+          </w:tcPr>
+          <w:p>
+            <w:r>
+              <w:rPr>
+                <w:color w:val="000000"/>
                 <w:sz w:val="20"/>
                 <w:szCs w:val="20"/>
               </w:rPr>
@@ -133,10 +145,12 @@
         <w:tc>
           <w:tcPr>
             <w:tcW w:type="dxa" w:w="1366"/>
-          </w:tcPr>
-          <w:p>
-            <w:r>
-              <w:rPr>
+            <w:shd w:fill="DEDEDE" w:color="auto" w:val="clear"/>
+          </w:tcPr>
+          <w:p>
+            <w:r>
+              <w:rPr>
+                <w:color w:val="000000"/>
                 <w:sz w:val="20"/>
                 <w:szCs w:val="20"/>
               </w:rPr>
@@ -147,10 +161,12 @@
         <w:tc>
           <w:tcPr>
             <w:tcW w:type="dxa" w:w="1287"/>
-          </w:tcPr>
-          <w:p>
-            <w:r>
-              <w:rPr>
+            <w:shd w:fill="DEDEDE" w:color="auto" w:val="clear"/>
+          </w:tcPr>
+          <w:p>
+            <w:r>
+              <w:rPr>
+                <w:color w:val="000000"/>
                 <w:sz w:val="20"/>
                 <w:szCs w:val="20"/>
               </w:rPr>
@@ -161,10 +177,12 @@
         <w:tc>
           <w:tcPr>
             <w:tcW w:type="dxa" w:w="1100"/>
-          </w:tcPr>
-          <w:p>
-            <w:r>
-              <w:rPr>
+            <w:shd w:fill="DEDEDE" w:color="auto" w:val="clear"/>
+          </w:tcPr>
+          <w:p>
+            <w:r>
+              <w:rPr>
+                <w:color w:val="000000"/>
                 <w:sz w:val="20"/>
                 <w:szCs w:val="20"/>
               </w:rPr>
@@ -175,10 +193,12 @@
         <w:tc>
           <w:tcPr>
             <w:tcW w:type="dxa" w:w="924"/>
-          </w:tcPr>
-          <w:p>
-            <w:r>
-              <w:rPr>
+            <w:shd w:fill="DEDEDE" w:color="auto" w:val="clear"/>
+          </w:tcPr>
+          <w:p>
+            <w:r>
+              <w:rPr>
+                <w:color w:val="000000"/>
                 <w:sz w:val="20"/>
                 <w:szCs w:val="20"/>
               </w:rPr>
@@ -193,6 +213,7 @@
           <w:p>
             <w:r>
               <w:rPr>
+                <w:color w:val="000000"/>
                 <w:sz w:val="20"/>
                 <w:szCs w:val="20"/>
               </w:rPr>
@@ -209,6 +230,7 @@
           <w:p>
             <w:r>
               <w:rPr>
+                <w:color w:val="000000"/>
                 <w:sz w:val="20"/>
                 <w:szCs w:val="20"/>
               </w:rPr>
@@ -223,6 +245,7 @@
           <w:p>
             <w:r>
               <w:rPr>
+                <w:color w:val="000000"/>
                 <w:sz w:val="20"/>
                 <w:szCs w:val="20"/>
               </w:rPr>
@@ -237,6 +260,7 @@
           <w:p>
             <w:r>
               <w:rPr>
+                <w:color w:val="000000"/>
                 <w:sz w:val="20"/>
                 <w:szCs w:val="20"/>
               </w:rPr>
@@ -251,6 +275,7 @@
           <w:p>
             <w:r>
               <w:rPr>
+                <w:color w:val="000000"/>
                 <w:sz w:val="20"/>
                 <w:szCs w:val="20"/>
               </w:rPr>
@@ -265,6 +290,7 @@
           <w:p>
             <w:r>
               <w:rPr>
+                <w:color w:val="000000"/>
                 <w:sz w:val="20"/>
                 <w:szCs w:val="20"/>
               </w:rPr>
@@ -279,6 +305,7 @@
           <w:p>
             <w:r>
               <w:rPr>
+                <w:color w:val="000000"/>
                 <w:sz w:val="20"/>
                 <w:szCs w:val="20"/>
               </w:rPr>
@@ -293,6 +320,7 @@
           <w:p>
             <w:r>
               <w:rPr>
+                <w:color w:val="000000"/>
                 <w:sz w:val="20"/>
                 <w:szCs w:val="20"/>
               </w:rPr>
@@ -307,6 +335,7 @@
           <w:p>
             <w:r>
               <w:rPr>
+                <w:color w:val="000000"/>
                 <w:sz w:val="20"/>
                 <w:szCs w:val="20"/>
               </w:rPr>
@@ -321,6 +350,7 @@
           <w:p>
             <w:r>
               <w:rPr>
+                <w:color w:val="000000"/>
                 <w:sz w:val="20"/>
                 <w:szCs w:val="20"/>
               </w:rPr>
@@ -335,6 +365,7 @@
           <w:p>
             <w:r>
               <w:rPr>
+                <w:color w:val="000000"/>
                 <w:sz w:val="20"/>
                 <w:szCs w:val="20"/>
               </w:rPr>
@@ -349,6 +380,7 @@
           <w:p>
             <w:r>
               <w:rPr>
+                <w:color w:val="000000"/>
                 <w:sz w:val="20"/>
                 <w:szCs w:val="20"/>
               </w:rPr>
@@ -365,6 +397,7 @@
           <w:p>
             <w:r>
               <w:rPr>
+                <w:color w:val="000000"/>
                 <w:sz w:val="20"/>
                 <w:szCs w:val="20"/>
               </w:rPr>
@@ -379,6 +412,7 @@
           <w:p>
             <w:r>
               <w:rPr>
+                <w:color w:val="000000"/>
                 <w:sz w:val="20"/>
                 <w:szCs w:val="20"/>
               </w:rPr>
@@ -393,6 +427,7 @@
           <w:p>
             <w:r>
               <w:rPr>
+                <w:color w:val="000000"/>
                 <w:sz w:val="20"/>
                 <w:szCs w:val="20"/>
               </w:rPr>
@@ -407,6 +442,7 @@
           <w:p>
             <w:r>
               <w:rPr>
+                <w:color w:val="000000"/>
                 <w:sz w:val="20"/>
                 <w:szCs w:val="20"/>
               </w:rPr>
@@ -421,6 +457,7 @@
           <w:p>
             <w:r>
               <w:rPr>
+                <w:color w:val="000000"/>
                 <w:sz w:val="20"/>
                 <w:szCs w:val="20"/>
               </w:rPr>
@@ -435,6 +472,7 @@
           <w:p>
             <w:r>
               <w:rPr>
+                <w:color w:val="000000"/>
                 <w:sz w:val="20"/>
                 <w:szCs w:val="20"/>
               </w:rPr>
@@ -449,6 +487,7 @@
           <w:p>
             <w:r>
               <w:rPr>
+                <w:color w:val="000000"/>
                 <w:sz w:val="20"/>
                 <w:szCs w:val="20"/>
               </w:rPr>
@@ -463,6 +502,7 @@
           <w:p>
             <w:r>
               <w:rPr>
+                <w:color w:val="000000"/>
                 <w:sz w:val="20"/>
                 <w:szCs w:val="20"/>
               </w:rPr>
@@ -477,6 +517,7 @@
           <w:p>
             <w:r>
               <w:rPr>
+                <w:color w:val="000000"/>
                 <w:sz w:val="20"/>
                 <w:szCs w:val="20"/>
               </w:rPr>
@@ -491,6 +532,7 @@
           <w:p>
             <w:r>
               <w:rPr>
+                <w:color w:val="000000"/>
                 <w:sz w:val="20"/>
                 <w:szCs w:val="20"/>
               </w:rPr>
@@ -505,6 +547,7 @@
           <w:p>
             <w:r>
               <w:rPr>
+                <w:color w:val="000000"/>
                 <w:sz w:val="20"/>
                 <w:szCs w:val="20"/>
               </w:rPr>
@@ -521,6 +564,7 @@
           <w:p>
             <w:r>
               <w:rPr>
+                <w:color w:val="000000"/>
                 <w:sz w:val="20"/>
                 <w:szCs w:val="20"/>
               </w:rPr>
@@ -535,6 +579,7 @@
           <w:p>
             <w:r>
               <w:rPr>
+                <w:color w:val="000000"/>
                 <w:sz w:val="20"/>
                 <w:szCs w:val="20"/>
               </w:rPr>
@@ -549,6 +594,7 @@
           <w:p>
             <w:r>
               <w:rPr>
+                <w:color w:val="000000"/>
                 <w:sz w:val="20"/>
                 <w:szCs w:val="20"/>
               </w:rPr>
@@ -563,6 +609,7 @@
           <w:p>
             <w:r>
               <w:rPr>
+                <w:color w:val="000000"/>
                 <w:sz w:val="20"/>
                 <w:szCs w:val="20"/>
               </w:rPr>
@@ -577,6 +624,7 @@
           <w:p>
             <w:r>
               <w:rPr>
+                <w:color w:val="000000"/>
                 <w:sz w:val="20"/>
                 <w:szCs w:val="20"/>
               </w:rPr>
@@ -591,6 +639,7 @@
           <w:p>
             <w:r>
               <w:rPr>
+                <w:color w:val="000000"/>
                 <w:sz w:val="20"/>
                 <w:szCs w:val="20"/>
               </w:rPr>
@@ -605,6 +654,7 @@
           <w:p>
             <w:r>
               <w:rPr>
+                <w:color w:val="000000"/>
                 <w:sz w:val="20"/>
                 <w:szCs w:val="20"/>
               </w:rPr>
@@ -619,6 +669,7 @@
           <w:p>
             <w:r>
               <w:rPr>
+                <w:color w:val="000000"/>
                 <w:sz w:val="20"/>
                 <w:szCs w:val="20"/>
               </w:rPr>
@@ -633,6 +684,7 @@
           <w:p>
             <w:r>
               <w:rPr>
+                <w:color w:val="000000"/>
                 <w:sz w:val="20"/>
                 <w:szCs w:val="20"/>
               </w:rPr>
@@ -647,6 +699,7 @@
           <w:p>
             <w:r>
               <w:rPr>
+                <w:color w:val="000000"/>
                 <w:sz w:val="20"/>
                 <w:szCs w:val="20"/>
               </w:rPr>
@@ -661,6 +714,7 @@
           <w:p>
             <w:r>
               <w:rPr>
+                <w:color w:val="000000"/>
                 <w:sz w:val="20"/>
                 <w:szCs w:val="20"/>
               </w:rPr>
@@ -677,6 +731,7 @@
           <w:p>
             <w:r>
               <w:rPr>
+                <w:color w:val="000000"/>
                 <w:sz w:val="20"/>
                 <w:szCs w:val="20"/>
               </w:rPr>
@@ -691,6 +746,7 @@
           <w:p>
             <w:r>
               <w:rPr>
+                <w:color w:val="000000"/>
                 <w:sz w:val="20"/>
                 <w:szCs w:val="20"/>
               </w:rPr>
@@ -705,6 +761,7 @@
           <w:p>
             <w:r>
               <w:rPr>
+                <w:color w:val="000000"/>
                 <w:sz w:val="20"/>
                 <w:szCs w:val="20"/>
               </w:rPr>
@@ -719,6 +776,7 @@
           <w:p>
             <w:r>
               <w:rPr>
+                <w:color w:val="000000"/>
                 <w:sz w:val="20"/>
                 <w:szCs w:val="20"/>
               </w:rPr>
@@ -733,6 +791,7 @@
           <w:p>
             <w:r>
               <w:rPr>
+                <w:color w:val="000000"/>
                 <w:sz w:val="20"/>
                 <w:szCs w:val="20"/>
               </w:rPr>
@@ -747,6 +806,7 @@
           <w:p>
             <w:r>
               <w:rPr>
+                <w:color w:val="000000"/>
                 <w:sz w:val="20"/>
                 <w:szCs w:val="20"/>
               </w:rPr>
@@ -761,6 +821,7 @@
           <w:p>
             <w:r>
               <w:rPr>
+                <w:color w:val="000000"/>
                 <w:sz w:val="20"/>
                 <w:szCs w:val="20"/>
               </w:rPr>
@@ -775,6 +836,7 @@
           <w:p>
             <w:r>
               <w:rPr>
+                <w:color w:val="000000"/>
                 <w:sz w:val="20"/>
                 <w:szCs w:val="20"/>
               </w:rPr>
@@ -789,6 +851,7 @@
           <w:p>
             <w:r>
               <w:rPr>
+                <w:color w:val="000000"/>
                 <w:sz w:val="20"/>
                 <w:szCs w:val="20"/>
               </w:rPr>
@@ -803,6 +866,7 @@
           <w:p>
             <w:r>
               <w:rPr>
+                <w:color w:val="000000"/>
                 <w:sz w:val="20"/>
                 <w:szCs w:val="20"/>
               </w:rPr>
@@ -817,6 +881,7 @@
           <w:p>
             <w:r>
               <w:rPr>
+                <w:color w:val="000000"/>
                 <w:sz w:val="20"/>
                 <w:szCs w:val="20"/>
               </w:rPr>
@@ -833,6 +898,7 @@
           <w:p>
             <w:r>
               <w:rPr>
+                <w:color w:val="000000"/>
                 <w:sz w:val="20"/>
                 <w:szCs w:val="20"/>
               </w:rPr>
@@ -847,6 +913,7 @@
           <w:p>
             <w:r>
               <w:rPr>
+                <w:color w:val="000000"/>
                 <w:sz w:val="20"/>
                 <w:szCs w:val="20"/>
               </w:rPr>
@@ -861,6 +928,7 @@
           <w:p>
             <w:r>
               <w:rPr>
+                <w:color w:val="000000"/>
                 <w:sz w:val="20"/>
                 <w:szCs w:val="20"/>
               </w:rPr>
@@ -875,6 +943,7 @@
           <w:p>
             <w:r>
               <w:rPr>
+                <w:color w:val="000000"/>
                 <w:sz w:val="20"/>
                 <w:szCs w:val="20"/>
               </w:rPr>
@@ -889,6 +958,7 @@
           <w:p>
             <w:r>
               <w:rPr>
+                <w:color w:val="000000"/>
                 <w:sz w:val="20"/>
                 <w:szCs w:val="20"/>
               </w:rPr>
@@ -903,6 +973,7 @@
           <w:p>
             <w:r>
               <w:rPr>
+                <w:color w:val="000000"/>
                 <w:sz w:val="20"/>
                 <w:szCs w:val="20"/>
               </w:rPr>
@@ -917,6 +988,7 @@
           <w:p>
             <w:r>
               <w:rPr>
+                <w:color w:val="000000"/>
                 <w:sz w:val="20"/>
                 <w:szCs w:val="20"/>
               </w:rPr>
@@ -931,6 +1003,7 @@
           <w:p>
             <w:r>
               <w:rPr>
+                <w:color w:val="000000"/>
                 <w:sz w:val="20"/>
                 <w:szCs w:val="20"/>
               </w:rPr>
@@ -945,6 +1018,7 @@
           <w:p>
             <w:r>
               <w:rPr>
+                <w:color w:val="000000"/>
                 <w:sz w:val="20"/>
                 <w:szCs w:val="20"/>
               </w:rPr>
@@ -959,6 +1033,7 @@
           <w:p>
             <w:r>
               <w:rPr>
+                <w:color w:val="000000"/>
                 <w:sz w:val="20"/>
                 <w:szCs w:val="20"/>
               </w:rPr>
@@ -973,6 +1048,7 @@
           <w:p>
             <w:r>
               <w:rPr>
+                <w:color w:val="000000"/>
                 <w:sz w:val="20"/>
                 <w:szCs w:val="20"/>
               </w:rPr>

--- a/test/out_full/out_cross.docx
+++ b/test/out_full/out_cross.docx
@@ -33,22 +33,22 @@
         </w:tblBorders>
       </w:tblPr>
       <w:tblGrid>
-        <w:gridCol w:w="800"/>
-        <w:gridCol w:w="800"/>
-        <w:gridCol w:w="935"/>
-        <w:gridCol w:w="1037"/>
-        <w:gridCol w:w="1344"/>
-        <w:gridCol w:w="1083"/>
-        <w:gridCol w:w="1366"/>
-        <w:gridCol w:w="1287"/>
-        <w:gridCol w:w="1100"/>
-        <w:gridCol w:w="924"/>
-        <w:gridCol w:w="800"/>
+        <w:gridCol w:w="700"/>
+        <w:gridCol w:w="700"/>
+        <w:gridCol w:w="729"/>
+        <w:gridCol w:w="809"/>
+        <w:gridCol w:w="1048"/>
+        <w:gridCol w:w="844"/>
+        <w:gridCol w:w="1065"/>
+        <w:gridCol w:w="1003"/>
+        <w:gridCol w:w="857"/>
+        <w:gridCol w:w="721"/>
+        <w:gridCol w:w="910"/>
       </w:tblGrid>
       <w:tr>
         <w:tc>
           <w:tcPr>
-            <w:tcW w:type="dxa" w:w="800"/>
+            <w:tcW w:type="dxa" w:w="700"/>
             <w:shd w:fill="DEDEDE" w:color="auto" w:val="clear"/>
           </w:tcPr>
           <w:p>
@@ -64,7 +64,7 @@
         </w:tc>
         <w:tc>
           <w:tcPr>
-            <w:tcW w:type="dxa" w:w="800"/>
+            <w:tcW w:type="dxa" w:w="700"/>
             <w:shd w:fill="DEDEDE" w:color="auto" w:val="clear"/>
           </w:tcPr>
           <w:p>
@@ -80,7 +80,7 @@
         </w:tc>
         <w:tc>
           <w:tcPr>
-            <w:tcW w:type="dxa" w:w="935"/>
+            <w:tcW w:type="dxa" w:w="729"/>
             <w:shd w:fill="DEDEDE" w:color="auto" w:val="clear"/>
           </w:tcPr>
           <w:p>
@@ -96,7 +96,7 @@
         </w:tc>
         <w:tc>
           <w:tcPr>
-            <w:tcW w:type="dxa" w:w="1037"/>
+            <w:tcW w:type="dxa" w:w="809"/>
             <w:shd w:fill="DEDEDE" w:color="auto" w:val="clear"/>
           </w:tcPr>
           <w:p>
@@ -112,7 +112,7 @@
         </w:tc>
         <w:tc>
           <w:tcPr>
-            <w:tcW w:type="dxa" w:w="1344"/>
+            <w:tcW w:type="dxa" w:w="1048"/>
             <w:shd w:fill="DEDEDE" w:color="auto" w:val="clear"/>
           </w:tcPr>
           <w:p>
@@ -128,7 +128,7 @@
         </w:tc>
         <w:tc>
           <w:tcPr>
-            <w:tcW w:type="dxa" w:w="1083"/>
+            <w:tcW w:type="dxa" w:w="844"/>
             <w:shd w:fill="DEDEDE" w:color="auto" w:val="clear"/>
           </w:tcPr>
           <w:p>
@@ -144,7 +144,7 @@
         </w:tc>
         <w:tc>
           <w:tcPr>
-            <w:tcW w:type="dxa" w:w="1366"/>
+            <w:tcW w:type="dxa" w:w="1065"/>
             <w:shd w:fill="DEDEDE" w:color="auto" w:val="clear"/>
           </w:tcPr>
           <w:p>
@@ -160,7 +160,7 @@
         </w:tc>
         <w:tc>
           <w:tcPr>
-            <w:tcW w:type="dxa" w:w="1287"/>
+            <w:tcW w:type="dxa" w:w="1003"/>
             <w:shd w:fill="DEDEDE" w:color="auto" w:val="clear"/>
           </w:tcPr>
           <w:p>
@@ -176,7 +176,7 @@
         </w:tc>
         <w:tc>
           <w:tcPr>
-            <w:tcW w:type="dxa" w:w="1100"/>
+            <w:tcW w:type="dxa" w:w="857"/>
             <w:shd w:fill="DEDEDE" w:color="auto" w:val="clear"/>
           </w:tcPr>
           <w:p>
@@ -192,7 +192,7 @@
         </w:tc>
         <w:tc>
           <w:tcPr>
-            <w:tcW w:type="dxa" w:w="924"/>
+            <w:tcW w:type="dxa" w:w="721"/>
             <w:shd w:fill="DEDEDE" w:color="auto" w:val="clear"/>
           </w:tcPr>
           <w:p>
@@ -208,7 +208,7 @@
         </w:tc>
         <w:tc>
           <w:tcPr>
-            <w:tcW w:type="dxa" w:w="800"/>
+            <w:tcW w:type="dxa" w:w="910"/>
           </w:tcPr>
           <w:p>
             <w:r>
@@ -225,7 +225,7 @@
       <w:tr>
         <w:tc>
           <w:tcPr>
-            <w:tcW w:type="dxa" w:w="800"/>
+            <w:tcW w:type="dxa" w:w="700"/>
           </w:tcPr>
           <w:p>
             <w:r>
@@ -240,7 +240,7 @@
         </w:tc>
         <w:tc>
           <w:tcPr>
-            <w:tcW w:type="dxa" w:w="800"/>
+            <w:tcW w:type="dxa" w:w="700"/>
           </w:tcPr>
           <w:p>
             <w:r>
@@ -255,7 +255,7 @@
         </w:tc>
         <w:tc>
           <w:tcPr>
-            <w:tcW w:type="dxa" w:w="935"/>
+            <w:tcW w:type="dxa" w:w="729"/>
           </w:tcPr>
           <w:p>
             <w:r>
@@ -270,7 +270,7 @@
         </w:tc>
         <w:tc>
           <w:tcPr>
-            <w:tcW w:type="dxa" w:w="1037"/>
+            <w:tcW w:type="dxa" w:w="809"/>
           </w:tcPr>
           <w:p>
             <w:r>
@@ -285,7 +285,7 @@
         </w:tc>
         <w:tc>
           <w:tcPr>
-            <w:tcW w:type="dxa" w:w="1344"/>
+            <w:tcW w:type="dxa" w:w="1048"/>
           </w:tcPr>
           <w:p>
             <w:r>
@@ -300,7 +300,7 @@
         </w:tc>
         <w:tc>
           <w:tcPr>
-            <w:tcW w:type="dxa" w:w="1083"/>
+            <w:tcW w:type="dxa" w:w="844"/>
           </w:tcPr>
           <w:p>
             <w:r>
@@ -315,7 +315,7 @@
         </w:tc>
         <w:tc>
           <w:tcPr>
-            <w:tcW w:type="dxa" w:w="1366"/>
+            <w:tcW w:type="dxa" w:w="1065"/>
           </w:tcPr>
           <w:p>
             <w:r>
@@ -330,7 +330,7 @@
         </w:tc>
         <w:tc>
           <w:tcPr>
-            <w:tcW w:type="dxa" w:w="1287"/>
+            <w:tcW w:type="dxa" w:w="1003"/>
           </w:tcPr>
           <w:p>
             <w:r>
@@ -345,7 +345,7 @@
         </w:tc>
         <w:tc>
           <w:tcPr>
-            <w:tcW w:type="dxa" w:w="1100"/>
+            <w:tcW w:type="dxa" w:w="857"/>
           </w:tcPr>
           <w:p>
             <w:r>
@@ -360,7 +360,7 @@
         </w:tc>
         <w:tc>
           <w:tcPr>
-            <w:tcW w:type="dxa" w:w="924"/>
+            <w:tcW w:type="dxa" w:w="721"/>
           </w:tcPr>
           <w:p>
             <w:r>
@@ -375,7 +375,7 @@
         </w:tc>
         <w:tc>
           <w:tcPr>
-            <w:tcW w:type="dxa" w:w="800"/>
+            <w:tcW w:type="dxa" w:w="910"/>
           </w:tcPr>
           <w:p>
             <w:r>
@@ -392,7 +392,7 @@
       <w:tr>
         <w:tc>
           <w:tcPr>
-            <w:tcW w:type="dxa" w:w="800"/>
+            <w:tcW w:type="dxa" w:w="700"/>
           </w:tcPr>
           <w:p>
             <w:r>
@@ -407,7 +407,7 @@
         </w:tc>
         <w:tc>
           <w:tcPr>
-            <w:tcW w:type="dxa" w:w="800"/>
+            <w:tcW w:type="dxa" w:w="700"/>
           </w:tcPr>
           <w:p>
             <w:r>
@@ -422,7 +422,7 @@
         </w:tc>
         <w:tc>
           <w:tcPr>
-            <w:tcW w:type="dxa" w:w="935"/>
+            <w:tcW w:type="dxa" w:w="729"/>
           </w:tcPr>
           <w:p>
             <w:r>
@@ -437,7 +437,7 @@
         </w:tc>
         <w:tc>
           <w:tcPr>
-            <w:tcW w:type="dxa" w:w="1037"/>
+            <w:tcW w:type="dxa" w:w="809"/>
           </w:tcPr>
           <w:p>
             <w:r>
@@ -452,7 +452,7 @@
         </w:tc>
         <w:tc>
           <w:tcPr>
-            <w:tcW w:type="dxa" w:w="1344"/>
+            <w:tcW w:type="dxa" w:w="1048"/>
           </w:tcPr>
           <w:p>
             <w:r>
@@ -467,7 +467,7 @@
         </w:tc>
         <w:tc>
           <w:tcPr>
-            <w:tcW w:type="dxa" w:w="1083"/>
+            <w:tcW w:type="dxa" w:w="844"/>
           </w:tcPr>
           <w:p>
             <w:r>
@@ -482,7 +482,7 @@
         </w:tc>
         <w:tc>
           <w:tcPr>
-            <w:tcW w:type="dxa" w:w="1366"/>
+            <w:tcW w:type="dxa" w:w="1065"/>
           </w:tcPr>
           <w:p>
             <w:r>
@@ -497,7 +497,7 @@
         </w:tc>
         <w:tc>
           <w:tcPr>
-            <w:tcW w:type="dxa" w:w="1287"/>
+            <w:tcW w:type="dxa" w:w="1003"/>
           </w:tcPr>
           <w:p>
             <w:r>
@@ -512,7 +512,7 @@
         </w:tc>
         <w:tc>
           <w:tcPr>
-            <w:tcW w:type="dxa" w:w="1100"/>
+            <w:tcW w:type="dxa" w:w="857"/>
           </w:tcPr>
           <w:p>
             <w:r>
@@ -527,7 +527,7 @@
         </w:tc>
         <w:tc>
           <w:tcPr>
-            <w:tcW w:type="dxa" w:w="924"/>
+            <w:tcW w:type="dxa" w:w="721"/>
           </w:tcPr>
           <w:p>
             <w:r>
@@ -542,7 +542,7 @@
         </w:tc>
         <w:tc>
           <w:tcPr>
-            <w:tcW w:type="dxa" w:w="800"/>
+            <w:tcW w:type="dxa" w:w="910"/>
           </w:tcPr>
           <w:p>
             <w:r>
@@ -559,7 +559,7 @@
       <w:tr>
         <w:tc>
           <w:tcPr>
-            <w:tcW w:type="dxa" w:w="800"/>
+            <w:tcW w:type="dxa" w:w="700"/>
           </w:tcPr>
           <w:p>
             <w:r>
@@ -574,7 +574,7 @@
         </w:tc>
         <w:tc>
           <w:tcPr>
-            <w:tcW w:type="dxa" w:w="800"/>
+            <w:tcW w:type="dxa" w:w="700"/>
           </w:tcPr>
           <w:p>
             <w:r>
@@ -589,7 +589,7 @@
         </w:tc>
         <w:tc>
           <w:tcPr>
-            <w:tcW w:type="dxa" w:w="935"/>
+            <w:tcW w:type="dxa" w:w="729"/>
           </w:tcPr>
           <w:p>
             <w:r>
@@ -604,7 +604,7 @@
         </w:tc>
         <w:tc>
           <w:tcPr>
-            <w:tcW w:type="dxa" w:w="1037"/>
+            <w:tcW w:type="dxa" w:w="809"/>
           </w:tcPr>
           <w:p>
             <w:r>
@@ -619,7 +619,7 @@
         </w:tc>
         <w:tc>
           <w:tcPr>
-            <w:tcW w:type="dxa" w:w="1344"/>
+            <w:tcW w:type="dxa" w:w="1048"/>
           </w:tcPr>
           <w:p>
             <w:r>
@@ -634,7 +634,7 @@
         </w:tc>
         <w:tc>
           <w:tcPr>
-            <w:tcW w:type="dxa" w:w="1083"/>
+            <w:tcW w:type="dxa" w:w="844"/>
           </w:tcPr>
           <w:p>
             <w:r>
@@ -649,7 +649,7 @@
         </w:tc>
         <w:tc>
           <w:tcPr>
-            <w:tcW w:type="dxa" w:w="1366"/>
+            <w:tcW w:type="dxa" w:w="1065"/>
           </w:tcPr>
           <w:p>
             <w:r>
@@ -664,7 +664,7 @@
         </w:tc>
         <w:tc>
           <w:tcPr>
-            <w:tcW w:type="dxa" w:w="1287"/>
+            <w:tcW w:type="dxa" w:w="1003"/>
           </w:tcPr>
           <w:p>
             <w:r>
@@ -679,7 +679,7 @@
         </w:tc>
         <w:tc>
           <w:tcPr>
-            <w:tcW w:type="dxa" w:w="1100"/>
+            <w:tcW w:type="dxa" w:w="857"/>
           </w:tcPr>
           <w:p>
             <w:r>
@@ -694,7 +694,7 @@
         </w:tc>
         <w:tc>
           <w:tcPr>
-            <w:tcW w:type="dxa" w:w="924"/>
+            <w:tcW w:type="dxa" w:w="721"/>
           </w:tcPr>
           <w:p>
             <w:r>
@@ -709,7 +709,7 @@
         </w:tc>
         <w:tc>
           <w:tcPr>
-            <w:tcW w:type="dxa" w:w="800"/>
+            <w:tcW w:type="dxa" w:w="910"/>
           </w:tcPr>
           <w:p>
             <w:r>
@@ -726,7 +726,7 @@
       <w:tr>
         <w:tc>
           <w:tcPr>
-            <w:tcW w:type="dxa" w:w="800"/>
+            <w:tcW w:type="dxa" w:w="700"/>
           </w:tcPr>
           <w:p>
             <w:r>
@@ -741,7 +741,7 @@
         </w:tc>
         <w:tc>
           <w:tcPr>
-            <w:tcW w:type="dxa" w:w="800"/>
+            <w:tcW w:type="dxa" w:w="700"/>
           </w:tcPr>
           <w:p>
             <w:r>
@@ -756,7 +756,7 @@
         </w:tc>
         <w:tc>
           <w:tcPr>
-            <w:tcW w:type="dxa" w:w="935"/>
+            <w:tcW w:type="dxa" w:w="729"/>
           </w:tcPr>
           <w:p>
             <w:r>
@@ -771,7 +771,7 @@
         </w:tc>
         <w:tc>
           <w:tcPr>
-            <w:tcW w:type="dxa" w:w="1037"/>
+            <w:tcW w:type="dxa" w:w="809"/>
           </w:tcPr>
           <w:p>
             <w:r>
@@ -786,7 +786,7 @@
         </w:tc>
         <w:tc>
           <w:tcPr>
-            <w:tcW w:type="dxa" w:w="1344"/>
+            <w:tcW w:type="dxa" w:w="1048"/>
           </w:tcPr>
           <w:p>
             <w:r>
@@ -801,7 +801,7 @@
         </w:tc>
         <w:tc>
           <w:tcPr>
-            <w:tcW w:type="dxa" w:w="1083"/>
+            <w:tcW w:type="dxa" w:w="844"/>
           </w:tcPr>
           <w:p>
             <w:r>
@@ -816,7 +816,7 @@
         </w:tc>
         <w:tc>
           <w:tcPr>
-            <w:tcW w:type="dxa" w:w="1366"/>
+            <w:tcW w:type="dxa" w:w="1065"/>
           </w:tcPr>
           <w:p>
             <w:r>
@@ -831,7 +831,7 @@
         </w:tc>
         <w:tc>
           <w:tcPr>
-            <w:tcW w:type="dxa" w:w="1287"/>
+            <w:tcW w:type="dxa" w:w="1003"/>
           </w:tcPr>
           <w:p>
             <w:r>
@@ -846,7 +846,7 @@
         </w:tc>
         <w:tc>
           <w:tcPr>
-            <w:tcW w:type="dxa" w:w="1100"/>
+            <w:tcW w:type="dxa" w:w="857"/>
           </w:tcPr>
           <w:p>
             <w:r>
@@ -861,7 +861,7 @@
         </w:tc>
         <w:tc>
           <w:tcPr>
-            <w:tcW w:type="dxa" w:w="924"/>
+            <w:tcW w:type="dxa" w:w="721"/>
           </w:tcPr>
           <w:p>
             <w:r>
@@ -876,7 +876,7 @@
         </w:tc>
         <w:tc>
           <w:tcPr>
-            <w:tcW w:type="dxa" w:w="800"/>
+            <w:tcW w:type="dxa" w:w="910"/>
           </w:tcPr>
           <w:p>
             <w:r>
@@ -893,7 +893,7 @@
       <w:tr>
         <w:tc>
           <w:tcPr>
-            <w:tcW w:type="dxa" w:w="800"/>
+            <w:tcW w:type="dxa" w:w="700"/>
           </w:tcPr>
           <w:p>
             <w:r>
@@ -908,7 +908,7 @@
         </w:tc>
         <w:tc>
           <w:tcPr>
-            <w:tcW w:type="dxa" w:w="800"/>
+            <w:tcW w:type="dxa" w:w="700"/>
           </w:tcPr>
           <w:p>
             <w:r>
@@ -923,7 +923,7 @@
         </w:tc>
         <w:tc>
           <w:tcPr>
-            <w:tcW w:type="dxa" w:w="935"/>
+            <w:tcW w:type="dxa" w:w="729"/>
           </w:tcPr>
           <w:p>
             <w:r>
@@ -938,7 +938,7 @@
         </w:tc>
         <w:tc>
           <w:tcPr>
-            <w:tcW w:type="dxa" w:w="1037"/>
+            <w:tcW w:type="dxa" w:w="809"/>
           </w:tcPr>
           <w:p>
             <w:r>
@@ -953,7 +953,7 @@
         </w:tc>
         <w:tc>
           <w:tcPr>
-            <w:tcW w:type="dxa" w:w="1344"/>
+            <w:tcW w:type="dxa" w:w="1048"/>
           </w:tcPr>
           <w:p>
             <w:r>
@@ -968,7 +968,7 @@
         </w:tc>
         <w:tc>
           <w:tcPr>
-            <w:tcW w:type="dxa" w:w="1083"/>
+            <w:tcW w:type="dxa" w:w="844"/>
           </w:tcPr>
           <w:p>
             <w:r>
@@ -983,7 +983,7 @@
         </w:tc>
         <w:tc>
           <w:tcPr>
-            <w:tcW w:type="dxa" w:w="1366"/>
+            <w:tcW w:type="dxa" w:w="1065"/>
           </w:tcPr>
           <w:p>
             <w:r>
@@ -998,7 +998,7 @@
         </w:tc>
         <w:tc>
           <w:tcPr>
-            <w:tcW w:type="dxa" w:w="1287"/>
+            <w:tcW w:type="dxa" w:w="1003"/>
           </w:tcPr>
           <w:p>
             <w:r>
@@ -1013,7 +1013,7 @@
         </w:tc>
         <w:tc>
           <w:tcPr>
-            <w:tcW w:type="dxa" w:w="1100"/>
+            <w:tcW w:type="dxa" w:w="857"/>
           </w:tcPr>
           <w:p>
             <w:r>
@@ -1028,7 +1028,7 @@
         </w:tc>
         <w:tc>
           <w:tcPr>
-            <w:tcW w:type="dxa" w:w="924"/>
+            <w:tcW w:type="dxa" w:w="721"/>
           </w:tcPr>
           <w:p>
             <w:r>
@@ -1043,7 +1043,7 @@
         </w:tc>
         <w:tc>
           <w:tcPr>
-            <w:tcW w:type="dxa" w:w="800"/>
+            <w:tcW w:type="dxa" w:w="910"/>
           </w:tcPr>
           <w:p>
             <w:r>

--- a/test/out_full/out_cross.docx
+++ b/test/out_full/out_cross.docx
@@ -1667,7 +1667,7 @@
       </w:r>
     </w:p>
     <w:sectPr>
-      <w:pgSz w:w="11906" w:h="16838" w:orient="portrait"/>
+      <w:pgSz w:w="11906" w:h="16838" w:orient="landscape"/>
       <w:pgMar w:top="720" w:right="720" w:bottom="720" w:left="720" w:header="708" w:footer="708" w:gutter="0"/>
       <w:pgNumType/>
       <w:docGrid w:linePitch="360"/>

--- a/test/out_full/out_cross.docx
+++ b/test/out_full/out_cross.docx
@@ -1667,7 +1667,7 @@
       </w:r>
     </w:p>
     <w:sectPr>
-      <w:pgSz w:w="11906" w:h="16838" w:orient="landscape"/>
+      <w:pgSz w:w="16838" w:h="11906" w:orient="portrait"/>
       <w:pgMar w:top="720" w:right="720" w:bottom="720" w:left="720" w:header="708" w:footer="708" w:gutter="0"/>
       <w:pgNumType/>
       <w:docGrid w:linePitch="360"/>
